--- a/dosyalar/8-sinif/arapca-8-2d2y-klasik.docx
+++ b/dosyalar/8-sinif/arapca-8-2d2y-klasik.docx
@@ -658,7 +658,7 @@
                 <w:szCs w:val="30"/>
                 <w:rtl/>
               </w:rPr>
-              <w:t xml:space="preserve">اَلرِّيَاضَةُ</w:t>
+              <w:t xml:space="preserve">اَلرِّيَاضَةُ</w:t>
             </w:r>
           </w:p>
         </w:tc>
@@ -754,7 +754,7 @@
                 <w:szCs w:val="30"/>
                 <w:rtl/>
               </w:rPr>
-              <w:t xml:space="preserve">اَلْفَرِيقُ</w:t>
+              <w:t xml:space="preserve">اَلفَرِيقُ</w:t>
             </w:r>
           </w:p>
         </w:tc>
@@ -850,7 +850,7 @@
                 <w:szCs w:val="30"/>
                 <w:rtl/>
               </w:rPr>
-              <w:t xml:space="preserve">اَلْهَدَفُ</w:t>
+              <w:t xml:space="preserve">اَلهَدَفُ</w:t>
             </w:r>
           </w:p>
         </w:tc>
@@ -946,7 +946,7 @@
                 <w:szCs w:val="30"/>
                 <w:rtl/>
               </w:rPr>
-              <w:t xml:space="preserve">اَلتَّخْرِيجُ</w:t>
+              <w:t xml:space="preserve">اَلتَّخْرِيجُ</w:t>
             </w:r>
           </w:p>
         </w:tc>
@@ -1042,7 +1042,7 @@
                 <w:szCs w:val="30"/>
                 <w:rtl/>
               </w:rPr>
-              <w:t xml:space="preserve">اَلشَّهَادَةُ</w:t>
+              <w:t xml:space="preserve">اَلشَّهَادَةُ</w:t>
             </w:r>
           </w:p>
         </w:tc>
@@ -1138,7 +1138,7 @@
                 <w:szCs w:val="30"/>
                 <w:rtl/>
               </w:rPr>
-              <w:t xml:space="preserve">اَلْوَدَاعُ</w:t>
+              <w:t xml:space="preserve">اَلوَدَاعُ</w:t>
             </w:r>
           </w:p>
         </w:tc>
@@ -2123,7 +2123,7 @@
                 <w:szCs w:val="27"/>
                 <w:rtl/>
               </w:rPr>
-              <w:t xml:space="preserve">كُرَةُ الْقَدَمِ</w:t>
+              <w:t xml:space="preserve">كُرَةُ القَدَمِ</w:t>
             </w:r>
           </w:p>
         </w:tc>
@@ -2293,7 +2293,7 @@
                 <w:szCs w:val="27"/>
                 <w:rtl/>
               </w:rPr>
-              <w:t xml:space="preserve">كُرَةُ السَّلَّةِ</w:t>
+              <w:t xml:space="preserve">كُرَةُ السَّلَّةِ</w:t>
             </w:r>
           </w:p>
         </w:tc>
@@ -2463,7 +2463,7 @@
                 <w:szCs w:val="27"/>
                 <w:rtl/>
               </w:rPr>
-              <w:t xml:space="preserve">اَلسِّبَاحَةُ</w:t>
+              <w:t xml:space="preserve">اَلسِّبَاحَةُ</w:t>
             </w:r>
           </w:p>
         </w:tc>
@@ -2633,7 +2633,7 @@
                 <w:szCs w:val="27"/>
                 <w:rtl/>
               </w:rPr>
-              <w:t xml:space="preserve">اَلتِّنِسُ</w:t>
+              <w:t xml:space="preserve">اَلتِّنِسُ</w:t>
             </w:r>
           </w:p>
         </w:tc>
@@ -2803,7 +2803,7 @@
                 <w:szCs w:val="27"/>
                 <w:rtl/>
               </w:rPr>
-              <w:t xml:space="preserve">اَلشَّطْرَنْجُ</w:t>
+              <w:t xml:space="preserve">اَلشَّطْرَنْجُ</w:t>
             </w:r>
           </w:p>
         </w:tc>
@@ -2973,7 +2973,7 @@
                 <w:szCs w:val="27"/>
                 <w:rtl/>
               </w:rPr>
-              <w:t xml:space="preserve">اَلْمُصَارَعَةُ</w:t>
+              <w:t xml:space="preserve">اَلمُصَارَعَةُ</w:t>
             </w:r>
           </w:p>
         </w:tc>
@@ -3223,7 +3223,7 @@
                 <w:szCs w:val="30"/>
                 <w:rtl/>
               </w:rPr>
-              <w:t xml:space="preserve">اِسْتَعِدَّ   —   سَوْفَ   —   غَدًا   —   الْمُنْتَخَبَ   —   الْمُدِيرُ   —   أَمْسِ   —   الْمُسْتَقْبَلِ</w:t>
+              <w:t xml:space="preserve">اِسْتَعِدَّ   —   سَوْفَ   —   غَدًا   —   المُنْتَخَبَ   —   المُدِيرُ   —   أَمْسِ   —   المُسْتَقْبَلِ</w:t>
             </w:r>
           </w:p>
         </w:tc>
@@ -3402,7 +3402,7 @@
                 <w:szCs w:val="28"/>
                 <w:rtl/>
               </w:rPr>
-              <w:t xml:space="preserve">……………………… أَذْهَبُ إِلَى النَّادِي بَعْدَ الِامْتِحَانِ.</w:t>
+              <w:t xml:space="preserve">……………………… أَذْهَبُ إِلَى النَّادِي بَعْدَ الامْتِحَانِ.</w:t>
             </w:r>
           </w:p>
         </w:tc>
@@ -3474,7 +3474,7 @@
                 <w:szCs w:val="28"/>
                 <w:rtl/>
               </w:rPr>
-              <w:t xml:space="preserve">تَبْدَأُ الْمُبَارَاةُ ……………………… فِي السَّاعَةِ الرَّابِعَةِ.</w:t>
+              <w:t xml:space="preserve">تَبْدَأُ المُبَارَاةُ ……………………… فِي السَّاعَةِ الرَّابِعَةِ.</w:t>
             </w:r>
           </w:p>
         </w:tc>
@@ -3546,7 +3546,7 @@
                 <w:szCs w:val="28"/>
                 <w:rtl/>
               </w:rPr>
-              <w:t xml:space="preserve">نَحْنُ نُشَجِّعُ ……………………… الْوَطَنِيَّ.</w:t>
+              <w:t xml:space="preserve">نَحْنُ نُشَجِّعُ ……………………… الوَطَنِيَّ.</w:t>
             </w:r>
           </w:p>
         </w:tc>
@@ -3618,7 +3618,7 @@
                 <w:szCs w:val="28"/>
                 <w:rtl/>
               </w:rPr>
-              <w:t xml:space="preserve">وَزَّعَ ……………………… الشَّهَادَاتِ فِي حَفْلَةِ التَّخْرِيجِ.</w:t>
+              <w:t xml:space="preserve">وَزَّعَ ……………………… الشَّهَادَاتِ فِي حَفْلَةِ التَّخْرِيجِ.</w:t>
             </w:r>
           </w:p>
         </w:tc>
@@ -3690,7 +3690,7 @@
                 <w:szCs w:val="28"/>
                 <w:rtl/>
               </w:rPr>
-              <w:t xml:space="preserve">ذَهَبْتُ إِلَى الْمَلْعَبِ ……………………… مَعَ أَخِي.</w:t>
+              <w:t xml:space="preserve">ذَهَبْتُ إِلَى المَلْعَبِ ……………………… مَعَ أَخِي.</w:t>
             </w:r>
           </w:p>
         </w:tc>
@@ -4116,7 +4116,7 @@
           <w:sz w:val="20"/>
           <w:szCs w:val="20"/>
         </w:rPr>
-        <w:t xml:space="preserve">2.  «سَوْفَ أَذْهَبُ إِلَى الْمَلْعَبِ» cümlesi hangi zamanı bildirir?</w:t>
+        <w:t xml:space="preserve">2.  «سَوْفَ أَذْهَبُ إِلَى المَلْعَبِ» cümlesi hangi zamanı bildirir?</w:t>
       </w:r>
     </w:p>
     <w:tbl>
@@ -4428,7 +4428,7 @@
                 <w:szCs w:val="28"/>
                 <w:rtl/>
               </w:rPr>
-              <w:t xml:space="preserve">أَيْنَ الْمُبَارَاةُ؟</w:t>
+              <w:t xml:space="preserve">أَيْن المُبَارَاةُ؟</w:t>
             </w:r>
           </w:p>
         </w:tc>
@@ -4478,7 +4478,7 @@
                 <w:szCs w:val="28"/>
                 <w:rtl/>
               </w:rPr>
-              <w:t xml:space="preserve">اِسْتَعِدَّ لِلْمُبَارَاةِ!</w:t>
+              <w:t xml:space="preserve">اِسْتَعِدَّ لِلْمُبَارَاةِ!</w:t>
             </w:r>
           </w:p>
         </w:tc>
@@ -4533,7 +4533,7 @@
                 <w:szCs w:val="28"/>
                 <w:rtl/>
               </w:rPr>
-              <w:t xml:space="preserve">اَلْمُبَارَاةُ جَمِيلَةٌ.</w:t>
+              <w:t xml:space="preserve">اَلمُبَارَاةُ جَمِيلَةٌ.</w:t>
             </w:r>
           </w:p>
         </w:tc>
@@ -4583,7 +4583,7 @@
                 <w:szCs w:val="28"/>
                 <w:rtl/>
               </w:rPr>
-              <w:t xml:space="preserve">لَا أُحِبُّ الْمُبَارَاةَ.</w:t>
+              <w:t xml:space="preserve">لَا أُحِبُّ المُبَارَاةَ.</w:t>
             </w:r>
           </w:p>
         </w:tc>
@@ -4675,7 +4675,7 @@
                 <w:szCs w:val="28"/>
                 <w:rtl/>
               </w:rPr>
-              <w:t xml:space="preserve">اَلشَّهَادَةُ</w:t>
+              <w:t xml:space="preserve">اَلشَّهَادَةُ</w:t>
             </w:r>
           </w:p>
         </w:tc>
@@ -4725,7 +4725,7 @@
                 <w:szCs w:val="28"/>
                 <w:rtl/>
               </w:rPr>
-              <w:t xml:space="preserve">اَلْحَفْلَةُ</w:t>
+              <w:t xml:space="preserve">اَلحَفْلَةُ</w:t>
             </w:r>
           </w:p>
         </w:tc>
@@ -4780,7 +4780,7 @@
                 <w:szCs w:val="28"/>
                 <w:rtl/>
               </w:rPr>
-              <w:t xml:space="preserve">اَلتَّخْرِيجُ</w:t>
+              <w:t xml:space="preserve">اَلتَّخْرِيجُ</w:t>
             </w:r>
           </w:p>
         </w:tc>
@@ -4830,7 +4830,7 @@
                 <w:szCs w:val="28"/>
                 <w:rtl/>
               </w:rPr>
-              <w:t xml:space="preserve">اَلْمَطْبَخُ</w:t>
+              <w:t xml:space="preserve">اَلمَطْبَخُ</w:t>
             </w:r>
           </w:p>
         </w:tc>
@@ -4853,7 +4853,7 @@
           <w:sz w:val="20"/>
           <w:szCs w:val="20"/>
         </w:rPr>
-        <w:t xml:space="preserve">5.  «ذَهَبْتُ إِلَى الْمَلْعَبِ» ifadesindeki fiilin öznesi kimdir?</w:t>
+        <w:t xml:space="preserve">5.  «ذَهَبْتُ إِلَى المَلْعَبِ» ifadesindeki fiilin öznesi kimdir?</w:t>
       </w:r>
     </w:p>
     <w:tbl>
@@ -5375,7 +5375,7 @@
                 <w:szCs w:val="28"/>
                 <w:rtl/>
               </w:rPr>
-              <w:t xml:space="preserve">اَلرِّيَاضَةُ مُفِيدَةٌ لِلصِّحَّةِ.</w:t>
+              <w:t xml:space="preserve">اَلرِّيَاضَةُ مُفِيدَةٌ لِلصِّحَّةِ.</w:t>
             </w:r>
           </w:p>
         </w:tc>
@@ -5501,7 +5501,7 @@
                 <w:szCs w:val="28"/>
                 <w:rtl/>
               </w:rPr>
-              <w:t xml:space="preserve">نَلْعَبُ كُرَةَ السَّلَّةِ فِي الْمَاءِ.</w:t>
+              <w:t xml:space="preserve">نَلْعَبُ كُرَةَ السَّلَّةِ فِي المَاءِ.</w:t>
             </w:r>
           </w:p>
         </w:tc>
@@ -5627,7 +5627,7 @@
                 <w:szCs w:val="28"/>
                 <w:rtl/>
               </w:rPr>
-              <w:t xml:space="preserve">اَلشَّطْرَنْجُ رِيَاضَةٌ ذِهْنِيَّةٌ.</w:t>
+              <w:t xml:space="preserve">اَلشَّطْرَنْجُ رِيَاضَةٌ ذِهْنِيَّةٌ.</w:t>
             </w:r>
           </w:p>
         </w:tc>
@@ -5753,7 +5753,7 @@
                 <w:szCs w:val="28"/>
                 <w:rtl/>
               </w:rPr>
-              <w:t xml:space="preserve">نَأْخُذُ الشَّهَادَةَ فِي حَفْلَةِ التَّخْرِيجِ.</w:t>
+              <w:t xml:space="preserve">نَأْخُذُ الشَّهَادَةَ فِي حَفْلَةِ التَّخْرِيجِ.</w:t>
             </w:r>
           </w:p>
         </w:tc>
@@ -5879,7 +5879,7 @@
                 <w:szCs w:val="28"/>
                 <w:rtl/>
               </w:rPr>
-              <w:t xml:space="preserve">اَلسِّبَاحَةُ تَكُونُ فِي الْمَلْعَبِ.</w:t>
+              <w:t xml:space="preserve">اَلسِّبَاحَةُ تَكُونُ فِي المَلْعَبِ.</w:t>
             </w:r>
           </w:p>
         </w:tc>
@@ -6112,7 +6112,7 @@
                 <w:szCs w:val="28"/>
                 <w:rtl/>
               </w:rPr>
-              <w:t xml:space="preserve">الْقَدَمِ  ـ  كُرَةَ  ـ  أَلْعَبُ  ـ  أَنَا</w:t>
+              <w:t xml:space="preserve">القَدَمِ  ـ  كُرَةَ  ـ  أَلْعَبُ  ـ  أَنَا</w:t>
             </w:r>
           </w:p>
         </w:tc>
@@ -6184,7 +6184,7 @@
                 <w:szCs w:val="28"/>
                 <w:rtl/>
               </w:rPr>
-              <w:t xml:space="preserve">الْوَطَنِيَّ  ـ  الْمُنْتَخَبَ  ـ  نُشَجِّعُ  ـ  نَحْنُ</w:t>
+              <w:t xml:space="preserve">الوَطَنِيَّ  ـ  المُنْتَخَبَ  ـ  نُشَجِّعُ  ـ  نَحْنُ</w:t>
             </w:r>
           </w:p>
         </w:tc>
@@ -6256,7 +6256,7 @@
                 <w:szCs w:val="28"/>
                 <w:rtl/>
               </w:rPr>
-              <w:t xml:space="preserve">الْمَلْعَبِ  ـ  إِلَى  ـ  أَمْسِ  ـ  ذَهَبْتُ</w:t>
+              <w:t xml:space="preserve">المَلْعَبِ  ـ  إِلَى  ـ  أَمْسِ  ـ  ذَهَبْتُ</w:t>
             </w:r>
           </w:p>
         </w:tc>
@@ -6400,7 +6400,7 @@
                 <w:szCs w:val="28"/>
                 <w:rtl/>
               </w:rPr>
-              <w:t xml:space="preserve">التَّخْرِيجِ  ـ  حَفْلَةُ  ـ  غَدًا</w:t>
+              <w:t xml:space="preserve">التَّخْرِيجِ  ـ  حَفْلَةُ  ـ  غَدًا</w:t>
             </w:r>
           </w:p>
         </w:tc>
@@ -6552,7 +6552,7 @@
                 <w:szCs w:val="30"/>
                 <w:rtl/>
               </w:rPr>
-              <w:t xml:space="preserve">اَلتَّخْرِيجُ   —   اَلشَّهَادَةُ   —   اَلْوَدَاعُ   —   سَوْفَ   —   غَدًا   —   فِي الْمُسْتَقْبَلِ   —   اَلنَّجَاحُ   —   اَلِاجْتِهَادُ</w:t>
+              <w:t xml:space="preserve">اَلتَّخْرِيجُ   —   اَلشَّهَادَةُ   —   اَلوَدَاعُ   —   سَوْفَ   —   غَدًا   —   فِي المُسْتَقْبَلِ   —   اَلنَّجَاحُ   —   اَلاجْتِهَادُ</w:t>
             </w:r>
           </w:p>
         </w:tc>
@@ -7156,7 +7156,7 @@
                 <w:szCs w:val="27"/>
                 <w:rtl/>
               </w:rPr>
-              <w:t xml:space="preserve">أَنَا أَلْعَبُ كُرَةَ الْقَدَمِ. · اَلْمُبَارَاةُ تِسْعُونَ دَقِيقَةً.</w:t>
+              <w:t xml:space="preserve">أَنَا أَلْعَبُ كُرَةَ القَدَمِ. · اَلمُبَارَاةُ تِسْعُونَ دَقِيقَةً.</w:t>
             </w:r>
           </w:p>
           <w:p>
@@ -7174,7 +7174,7 @@
                 <w:szCs w:val="27"/>
                 <w:rtl/>
               </w:rPr>
-              <w:t xml:space="preserve">أُشَجِّعُ الْمُنْتَخَبَ الْوَطَنِيَّ. · سَوْفَ نُوَدِّعُ الْمَدْرَسَةَ غَدًا.</w:t>
+              <w:t xml:space="preserve">أُشَجِّعُ المُنْتَخَبَ الوَطَنِيَّ. · سَوْفَ نُوَدِّعُ المَدْرَسَةَ غَدًا.</w:t>
             </w:r>
           </w:p>
           <w:p>
@@ -7192,7 +7192,7 @@
                 <w:szCs w:val="27"/>
                 <w:rtl/>
               </w:rPr>
-              <w:t xml:space="preserve">سَأَكُونُ طَبِيبًا فِي الْمُسْتَقْبَلِ. · سَأَذْهَبُ إِلَى الْبَحْرِ فِي الْعُطْلَةِ.</w:t>
+              <w:t xml:space="preserve">سَأَكُونُ طَبِيبًا فِي المُسْتَقْبَلِ. · سَأَذْهَبُ إِلَى البَحْرِ فِي العُطْلَةِ.</w:t>
             </w:r>
           </w:p>
         </w:tc>
@@ -7380,7 +7380,7 @@
                 <w:szCs w:val="27"/>
                 <w:rtl/>
               </w:rPr>
-              <w:t xml:space="preserve">اِسْتَعِدَّ ، سَوْفَ ، غَدًا ، الْمُنْتَخَبَ ،</w:t>
+              <w:t xml:space="preserve">اِسْتَعِدَّ ، سَوْفَ ، غَدًا ، المُنْتَخَبَ ،</w:t>
             </w:r>
           </w:p>
           <w:p>
@@ -7398,7 +7398,7 @@
                 <w:szCs w:val="27"/>
                 <w:rtl/>
               </w:rPr>
-              <w:t xml:space="preserve">الْمُدِيرُ ، أَمْسِ ، الْمُسْتَقْبَلِ</w:t>
+              <w:t xml:space="preserve">المُدِيرُ ، أَمْسِ ، المُسْتَقْبَلِ</w:t>
             </w:r>
           </w:p>
         </w:tc>
@@ -7680,7 +7680,7 @@
                 <w:szCs w:val="27"/>
                 <w:rtl/>
               </w:rPr>
-              <w:t xml:space="preserve">أَنَا أَلْعَبُ كُرَةَ الْقَدَمِ. · نَحْنُ نُشَجِّعُ الْمُنْتَخَبَ الْوَطَنِيَّ.</w:t>
+              <w:t xml:space="preserve">أَنَا أَلْعَبُ كُرَةَ القَدَمِ. · نَحْنُ نُشَجِّعُ المُنْتَخَبَ الوَطَنِيَّ.</w:t>
             </w:r>
           </w:p>
           <w:p>
@@ -7698,7 +7698,7 @@
                 <w:szCs w:val="27"/>
                 <w:rtl/>
               </w:rPr>
-              <w:t xml:space="preserve">ذَهَبْتُ أَمْسِ إِلَى الْمَلْعَبِ. · أُرِيدُ أَنْ أَكُونَ طَبِيبًا.</w:t>
+              <w:t xml:space="preserve">ذَهَبْتُ أَمْسِ إِلَى المَلْعَبِ. · أُرِيدُ أَنْ أَكُونَ طَبِيبًا.</w:t>
             </w:r>
           </w:p>
           <w:p>
@@ -7716,7 +7716,7 @@
                 <w:szCs w:val="27"/>
                 <w:rtl/>
               </w:rPr>
-              <w:t xml:space="preserve">غَدًا حَفْلَةُ التَّخْرِيجِ.</w:t>
+              <w:t xml:space="preserve">غَدًا حَفْلَةُ التَّخْرِيجِ.</w:t>
             </w:r>
           </w:p>
         </w:tc>

--- a/dosyalar/8-sinif/arapca-8-2d2y-klasik.docx
+++ b/dosyalar/8-sinif/arapca-8-2d2y-klasik.docx
@@ -650,7 +650,7 @@
             </w:pPr>
             <w:r>
               <w:rPr>
-                <w:rFonts w:ascii="Markazi Text" w:cs="Markazi Text" w:eastAsia="Markazi Text" w:hAnsi="Markazi Text"/>
+                <w:rFonts w:ascii="Arakom" w:cs="Arakom" w:eastAsia="Arakom" w:hAnsi="Arakom"/>
                 <w:b w:val="false"/>
                 <w:bCs w:val="false"/>
                 <w:color w:val="111111"/>
@@ -746,7 +746,7 @@
             </w:pPr>
             <w:r>
               <w:rPr>
-                <w:rFonts w:ascii="Markazi Text" w:cs="Markazi Text" w:eastAsia="Markazi Text" w:hAnsi="Markazi Text"/>
+                <w:rFonts w:ascii="Arakom" w:cs="Arakom" w:eastAsia="Arakom" w:hAnsi="Arakom"/>
                 <w:b w:val="false"/>
                 <w:bCs w:val="false"/>
                 <w:color w:val="111111"/>
@@ -842,7 +842,7 @@
             </w:pPr>
             <w:r>
               <w:rPr>
-                <w:rFonts w:ascii="Markazi Text" w:cs="Markazi Text" w:eastAsia="Markazi Text" w:hAnsi="Markazi Text"/>
+                <w:rFonts w:ascii="Arakom" w:cs="Arakom" w:eastAsia="Arakom" w:hAnsi="Arakom"/>
                 <w:b w:val="false"/>
                 <w:bCs w:val="false"/>
                 <w:color w:val="111111"/>
@@ -938,7 +938,7 @@
             </w:pPr>
             <w:r>
               <w:rPr>
-                <w:rFonts w:ascii="Markazi Text" w:cs="Markazi Text" w:eastAsia="Markazi Text" w:hAnsi="Markazi Text"/>
+                <w:rFonts w:ascii="Arakom" w:cs="Arakom" w:eastAsia="Arakom" w:hAnsi="Arakom"/>
                 <w:b w:val="false"/>
                 <w:bCs w:val="false"/>
                 <w:color w:val="111111"/>
@@ -1034,7 +1034,7 @@
             </w:pPr>
             <w:r>
               <w:rPr>
-                <w:rFonts w:ascii="Markazi Text" w:cs="Markazi Text" w:eastAsia="Markazi Text" w:hAnsi="Markazi Text"/>
+                <w:rFonts w:ascii="Arakom" w:cs="Arakom" w:eastAsia="Arakom" w:hAnsi="Arakom"/>
                 <w:b w:val="false"/>
                 <w:bCs w:val="false"/>
                 <w:color w:val="111111"/>
@@ -1130,7 +1130,7 @@
             </w:pPr>
             <w:r>
               <w:rPr>
-                <w:rFonts w:ascii="Markazi Text" w:cs="Markazi Text" w:eastAsia="Markazi Text" w:hAnsi="Markazi Text"/>
+                <w:rFonts w:ascii="Arakom" w:cs="Arakom" w:eastAsia="Arakom" w:hAnsi="Arakom"/>
                 <w:b w:val="false"/>
                 <w:bCs w:val="false"/>
                 <w:color w:val="111111"/>
@@ -1459,7 +1459,7 @@
             </w:pPr>
             <w:r>
               <w:rPr>
-                <w:rFonts w:ascii="Markazi Text" w:cs="Markazi Text" w:eastAsia="Markazi Text" w:hAnsi="Markazi Text"/>
+                <w:rFonts w:ascii="Arakom" w:cs="Arakom" w:eastAsia="Arakom" w:hAnsi="Arakom"/>
                 <w:b w:val="false"/>
                 <w:bCs w:val="false"/>
                 <w:color w:val="111111"/>
@@ -1555,7 +1555,7 @@
             </w:pPr>
             <w:r>
               <w:rPr>
-                <w:rFonts w:ascii="Markazi Text" w:cs="Markazi Text" w:eastAsia="Markazi Text" w:hAnsi="Markazi Text"/>
+                <w:rFonts w:ascii="Arakom" w:cs="Arakom" w:eastAsia="Arakom" w:hAnsi="Arakom"/>
                 <w:b w:val="false"/>
                 <w:bCs w:val="false"/>
                 <w:color w:val="111111"/>
@@ -1651,7 +1651,7 @@
             </w:pPr>
             <w:r>
               <w:rPr>
-                <w:rFonts w:ascii="Markazi Text" w:cs="Markazi Text" w:eastAsia="Markazi Text" w:hAnsi="Markazi Text"/>
+                <w:rFonts w:ascii="Arakom" w:cs="Arakom" w:eastAsia="Arakom" w:hAnsi="Arakom"/>
                 <w:b w:val="false"/>
                 <w:bCs w:val="false"/>
                 <w:color w:val="111111"/>
@@ -1747,7 +1747,7 @@
             </w:pPr>
             <w:r>
               <w:rPr>
-                <w:rFonts w:ascii="Markazi Text" w:cs="Markazi Text" w:eastAsia="Markazi Text" w:hAnsi="Markazi Text"/>
+                <w:rFonts w:ascii="Arakom" w:cs="Arakom" w:eastAsia="Arakom" w:hAnsi="Arakom"/>
                 <w:b w:val="false"/>
                 <w:bCs w:val="false"/>
                 <w:color w:val="111111"/>
@@ -1843,7 +1843,7 @@
             </w:pPr>
             <w:r>
               <w:rPr>
-                <w:rFonts w:ascii="Markazi Text" w:cs="Markazi Text" w:eastAsia="Markazi Text" w:hAnsi="Markazi Text"/>
+                <w:rFonts w:ascii="Arakom" w:cs="Arakom" w:eastAsia="Arakom" w:hAnsi="Arakom"/>
                 <w:b w:val="false"/>
                 <w:bCs w:val="false"/>
                 <w:color w:val="111111"/>
@@ -1939,7 +1939,7 @@
             </w:pPr>
             <w:r>
               <w:rPr>
-                <w:rFonts w:ascii="Markazi Text" w:cs="Markazi Text" w:eastAsia="Markazi Text" w:hAnsi="Markazi Text"/>
+                <w:rFonts w:ascii="Arakom" w:cs="Arakom" w:eastAsia="Arakom" w:hAnsi="Arakom"/>
                 <w:b w:val="false"/>
                 <w:bCs w:val="false"/>
                 <w:color w:val="111111"/>
@@ -2115,7 +2115,7 @@
             </w:pPr>
             <w:r>
               <w:rPr>
-                <w:rFonts w:ascii="Markazi Text" w:cs="Markazi Text" w:eastAsia="Markazi Text" w:hAnsi="Markazi Text"/>
+                <w:rFonts w:ascii="Arakom" w:cs="Arakom" w:eastAsia="Arakom" w:hAnsi="Arakom"/>
                 <w:b w:val="false"/>
                 <w:bCs w:val="false"/>
                 <w:color w:val="111111"/>
@@ -2285,7 +2285,7 @@
             </w:pPr>
             <w:r>
               <w:rPr>
-                <w:rFonts w:ascii="Markazi Text" w:cs="Markazi Text" w:eastAsia="Markazi Text" w:hAnsi="Markazi Text"/>
+                <w:rFonts w:ascii="Arakom" w:cs="Arakom" w:eastAsia="Arakom" w:hAnsi="Arakom"/>
                 <w:b w:val="false"/>
                 <w:bCs w:val="false"/>
                 <w:color w:val="111111"/>
@@ -2455,7 +2455,7 @@
             </w:pPr>
             <w:r>
               <w:rPr>
-                <w:rFonts w:ascii="Markazi Text" w:cs="Markazi Text" w:eastAsia="Markazi Text" w:hAnsi="Markazi Text"/>
+                <w:rFonts w:ascii="Arakom" w:cs="Arakom" w:eastAsia="Arakom" w:hAnsi="Arakom"/>
                 <w:b w:val="false"/>
                 <w:bCs w:val="false"/>
                 <w:color w:val="111111"/>
@@ -2625,7 +2625,7 @@
             </w:pPr>
             <w:r>
               <w:rPr>
-                <w:rFonts w:ascii="Markazi Text" w:cs="Markazi Text" w:eastAsia="Markazi Text" w:hAnsi="Markazi Text"/>
+                <w:rFonts w:ascii="Arakom" w:cs="Arakom" w:eastAsia="Arakom" w:hAnsi="Arakom"/>
                 <w:b w:val="false"/>
                 <w:bCs w:val="false"/>
                 <w:color w:val="111111"/>
@@ -2795,7 +2795,7 @@
             </w:pPr>
             <w:r>
               <w:rPr>
-                <w:rFonts w:ascii="Markazi Text" w:cs="Markazi Text" w:eastAsia="Markazi Text" w:hAnsi="Markazi Text"/>
+                <w:rFonts w:ascii="Arakom" w:cs="Arakom" w:eastAsia="Arakom" w:hAnsi="Arakom"/>
                 <w:b w:val="false"/>
                 <w:bCs w:val="false"/>
                 <w:color w:val="111111"/>
@@ -2965,7 +2965,7 @@
             </w:pPr>
             <w:r>
               <w:rPr>
-                <w:rFonts w:ascii="Markazi Text" w:cs="Markazi Text" w:eastAsia="Markazi Text" w:hAnsi="Markazi Text"/>
+                <w:rFonts w:ascii="Arakom" w:cs="Arakom" w:eastAsia="Arakom" w:hAnsi="Arakom"/>
                 <w:b w:val="false"/>
                 <w:bCs w:val="false"/>
                 <w:color w:val="111111"/>
@@ -3215,7 +3215,7 @@
             </w:pPr>
             <w:r>
               <w:rPr>
-                <w:rFonts w:ascii="Markazi Text" w:cs="Markazi Text" w:eastAsia="Markazi Text" w:hAnsi="Markazi Text"/>
+                <w:rFonts w:ascii="Arakom" w:cs="Arakom" w:eastAsia="Arakom" w:hAnsi="Arakom"/>
                 <w:b w:val="false"/>
                 <w:bCs w:val="false"/>
                 <w:color w:val="111111"/>
@@ -3322,7 +3322,7 @@
             </w:pPr>
             <w:r>
               <w:rPr>
-                <w:rFonts w:ascii="Markazi Text" w:cs="Markazi Text" w:eastAsia="Markazi Text" w:hAnsi="Markazi Text"/>
+                <w:rFonts w:ascii="Arakom" w:cs="Arakom" w:eastAsia="Arakom" w:hAnsi="Arakom"/>
                 <w:b w:val="false"/>
                 <w:bCs w:val="false"/>
                 <w:color w:val="111111"/>
@@ -3394,7 +3394,7 @@
             </w:pPr>
             <w:r>
               <w:rPr>
-                <w:rFonts w:ascii="Markazi Text" w:cs="Markazi Text" w:eastAsia="Markazi Text" w:hAnsi="Markazi Text"/>
+                <w:rFonts w:ascii="Arakom" w:cs="Arakom" w:eastAsia="Arakom" w:hAnsi="Arakom"/>
                 <w:b w:val="false"/>
                 <w:bCs w:val="false"/>
                 <w:color w:val="111111"/>
@@ -3466,7 +3466,7 @@
             </w:pPr>
             <w:r>
               <w:rPr>
-                <w:rFonts w:ascii="Markazi Text" w:cs="Markazi Text" w:eastAsia="Markazi Text" w:hAnsi="Markazi Text"/>
+                <w:rFonts w:ascii="Arakom" w:cs="Arakom" w:eastAsia="Arakom" w:hAnsi="Arakom"/>
                 <w:b w:val="false"/>
                 <w:bCs w:val="false"/>
                 <w:color w:val="111111"/>
@@ -3538,7 +3538,7 @@
             </w:pPr>
             <w:r>
               <w:rPr>
-                <w:rFonts w:ascii="Markazi Text" w:cs="Markazi Text" w:eastAsia="Markazi Text" w:hAnsi="Markazi Text"/>
+                <w:rFonts w:ascii="Arakom" w:cs="Arakom" w:eastAsia="Arakom" w:hAnsi="Arakom"/>
                 <w:b w:val="false"/>
                 <w:bCs w:val="false"/>
                 <w:color w:val="111111"/>
@@ -3610,7 +3610,7 @@
             </w:pPr>
             <w:r>
               <w:rPr>
-                <w:rFonts w:ascii="Markazi Text" w:cs="Markazi Text" w:eastAsia="Markazi Text" w:hAnsi="Markazi Text"/>
+                <w:rFonts w:ascii="Arakom" w:cs="Arakom" w:eastAsia="Arakom" w:hAnsi="Arakom"/>
                 <w:b w:val="false"/>
                 <w:bCs w:val="false"/>
                 <w:color w:val="111111"/>
@@ -3682,7 +3682,7 @@
             </w:pPr>
             <w:r>
               <w:rPr>
-                <w:rFonts w:ascii="Markazi Text" w:cs="Markazi Text" w:eastAsia="Markazi Text" w:hAnsi="Markazi Text"/>
+                <w:rFonts w:ascii="Arakom" w:cs="Arakom" w:eastAsia="Arakom" w:hAnsi="Arakom"/>
                 <w:b w:val="false"/>
                 <w:bCs w:val="false"/>
                 <w:color w:val="111111"/>
@@ -3754,7 +3754,7 @@
             </w:pPr>
             <w:r>
               <w:rPr>
-                <w:rFonts w:ascii="Markazi Text" w:cs="Markazi Text" w:eastAsia="Markazi Text" w:hAnsi="Markazi Text"/>
+                <w:rFonts w:ascii="Arakom" w:cs="Arakom" w:eastAsia="Arakom" w:hAnsi="Arakom"/>
                 <w:b w:val="false"/>
                 <w:bCs w:val="false"/>
                 <w:color w:val="111111"/>
@@ -3930,7 +3930,7 @@
             </w:r>
             <w:r>
               <w:rPr>
-                <w:rFonts w:ascii="Markazi Text" w:cs="Markazi Text" w:eastAsia="Markazi Text" w:hAnsi="Markazi Text"/>
+                <w:rFonts w:ascii="Arakom" w:cs="Arakom" w:eastAsia="Arakom" w:hAnsi="Arakom"/>
                 <w:b w:val="false"/>
                 <w:bCs w:val="false"/>
                 <w:color w:val="111111"/>
@@ -3980,7 +3980,7 @@
             </w:r>
             <w:r>
               <w:rPr>
-                <w:rFonts w:ascii="Markazi Text" w:cs="Markazi Text" w:eastAsia="Markazi Text" w:hAnsi="Markazi Text"/>
+                <w:rFonts w:ascii="Arakom" w:cs="Arakom" w:eastAsia="Arakom" w:hAnsi="Arakom"/>
                 <w:b w:val="false"/>
                 <w:bCs w:val="false"/>
                 <w:color w:val="111111"/>
@@ -4035,7 +4035,7 @@
             </w:r>
             <w:r>
               <w:rPr>
-                <w:rFonts w:ascii="Markazi Text" w:cs="Markazi Text" w:eastAsia="Markazi Text" w:hAnsi="Markazi Text"/>
+                <w:rFonts w:ascii="Arakom" w:cs="Arakom" w:eastAsia="Arakom" w:hAnsi="Arakom"/>
                 <w:b w:val="false"/>
                 <w:bCs w:val="false"/>
                 <w:color w:val="111111"/>
@@ -4085,7 +4085,7 @@
             </w:r>
             <w:r>
               <w:rPr>
-                <w:rFonts w:ascii="Markazi Text" w:cs="Markazi Text" w:eastAsia="Markazi Text" w:hAnsi="Markazi Text"/>
+                <w:rFonts w:ascii="Arakom" w:cs="Arakom" w:eastAsia="Arakom" w:hAnsi="Arakom"/>
                 <w:b w:val="false"/>
                 <w:bCs w:val="false"/>
                 <w:color w:val="111111"/>
@@ -4420,7 +4420,7 @@
             </w:r>
             <w:r>
               <w:rPr>
-                <w:rFonts w:ascii="Markazi Text" w:cs="Markazi Text" w:eastAsia="Markazi Text" w:hAnsi="Markazi Text"/>
+                <w:rFonts w:ascii="Arakom" w:cs="Arakom" w:eastAsia="Arakom" w:hAnsi="Arakom"/>
                 <w:b w:val="false"/>
                 <w:bCs w:val="false"/>
                 <w:color w:val="111111"/>
@@ -4470,7 +4470,7 @@
             </w:r>
             <w:r>
               <w:rPr>
-                <w:rFonts w:ascii="Markazi Text" w:cs="Markazi Text" w:eastAsia="Markazi Text" w:hAnsi="Markazi Text"/>
+                <w:rFonts w:ascii="Arakom" w:cs="Arakom" w:eastAsia="Arakom" w:hAnsi="Arakom"/>
                 <w:b w:val="false"/>
                 <w:bCs w:val="false"/>
                 <w:color w:val="111111"/>
@@ -4525,7 +4525,7 @@
             </w:r>
             <w:r>
               <w:rPr>
-                <w:rFonts w:ascii="Markazi Text" w:cs="Markazi Text" w:eastAsia="Markazi Text" w:hAnsi="Markazi Text"/>
+                <w:rFonts w:ascii="Arakom" w:cs="Arakom" w:eastAsia="Arakom" w:hAnsi="Arakom"/>
                 <w:b w:val="false"/>
                 <w:bCs w:val="false"/>
                 <w:color w:val="111111"/>
@@ -4575,7 +4575,7 @@
             </w:r>
             <w:r>
               <w:rPr>
-                <w:rFonts w:ascii="Markazi Text" w:cs="Markazi Text" w:eastAsia="Markazi Text" w:hAnsi="Markazi Text"/>
+                <w:rFonts w:ascii="Arakom" w:cs="Arakom" w:eastAsia="Arakom" w:hAnsi="Arakom"/>
                 <w:b w:val="false"/>
                 <w:bCs w:val="false"/>
                 <w:color w:val="111111"/>
@@ -4667,7 +4667,7 @@
             </w:r>
             <w:r>
               <w:rPr>
-                <w:rFonts w:ascii="Markazi Text" w:cs="Markazi Text" w:eastAsia="Markazi Text" w:hAnsi="Markazi Text"/>
+                <w:rFonts w:ascii="Arakom" w:cs="Arakom" w:eastAsia="Arakom" w:hAnsi="Arakom"/>
                 <w:b w:val="false"/>
                 <w:bCs w:val="false"/>
                 <w:color w:val="111111"/>
@@ -4717,7 +4717,7 @@
             </w:r>
             <w:r>
               <w:rPr>
-                <w:rFonts w:ascii="Markazi Text" w:cs="Markazi Text" w:eastAsia="Markazi Text" w:hAnsi="Markazi Text"/>
+                <w:rFonts w:ascii="Arakom" w:cs="Arakom" w:eastAsia="Arakom" w:hAnsi="Arakom"/>
                 <w:b w:val="false"/>
                 <w:bCs w:val="false"/>
                 <w:color w:val="111111"/>
@@ -4772,7 +4772,7 @@
             </w:r>
             <w:r>
               <w:rPr>
-                <w:rFonts w:ascii="Markazi Text" w:cs="Markazi Text" w:eastAsia="Markazi Text" w:hAnsi="Markazi Text"/>
+                <w:rFonts w:ascii="Arakom" w:cs="Arakom" w:eastAsia="Arakom" w:hAnsi="Arakom"/>
                 <w:b w:val="false"/>
                 <w:bCs w:val="false"/>
                 <w:color w:val="111111"/>
@@ -4822,7 +4822,7 @@
             </w:r>
             <w:r>
               <w:rPr>
-                <w:rFonts w:ascii="Markazi Text" w:cs="Markazi Text" w:eastAsia="Markazi Text" w:hAnsi="Markazi Text"/>
+                <w:rFonts w:ascii="Arakom" w:cs="Arakom" w:eastAsia="Arakom" w:hAnsi="Arakom"/>
                 <w:b w:val="false"/>
                 <w:bCs w:val="false"/>
                 <w:color w:val="111111"/>
@@ -5367,7 +5367,7 @@
             </w:pPr>
             <w:r>
               <w:rPr>
-                <w:rFonts w:ascii="Markazi Text" w:cs="Markazi Text" w:eastAsia="Markazi Text" w:hAnsi="Markazi Text"/>
+                <w:rFonts w:ascii="Arakom" w:cs="Arakom" w:eastAsia="Arakom" w:hAnsi="Arakom"/>
                 <w:b w:val="false"/>
                 <w:bCs w:val="false"/>
                 <w:color w:val="111111"/>
@@ -5493,7 +5493,7 @@
             </w:pPr>
             <w:r>
               <w:rPr>
-                <w:rFonts w:ascii="Markazi Text" w:cs="Markazi Text" w:eastAsia="Markazi Text" w:hAnsi="Markazi Text"/>
+                <w:rFonts w:ascii="Arakom" w:cs="Arakom" w:eastAsia="Arakom" w:hAnsi="Arakom"/>
                 <w:b w:val="false"/>
                 <w:bCs w:val="false"/>
                 <w:color w:val="111111"/>
@@ -5619,7 +5619,7 @@
             </w:pPr>
             <w:r>
               <w:rPr>
-                <w:rFonts w:ascii="Markazi Text" w:cs="Markazi Text" w:eastAsia="Markazi Text" w:hAnsi="Markazi Text"/>
+                <w:rFonts w:ascii="Arakom" w:cs="Arakom" w:eastAsia="Arakom" w:hAnsi="Arakom"/>
                 <w:b w:val="false"/>
                 <w:bCs w:val="false"/>
                 <w:color w:val="111111"/>
@@ -5745,7 +5745,7 @@
             </w:pPr>
             <w:r>
               <w:rPr>
-                <w:rFonts w:ascii="Markazi Text" w:cs="Markazi Text" w:eastAsia="Markazi Text" w:hAnsi="Markazi Text"/>
+                <w:rFonts w:ascii="Arakom" w:cs="Arakom" w:eastAsia="Arakom" w:hAnsi="Arakom"/>
                 <w:b w:val="false"/>
                 <w:bCs w:val="false"/>
                 <w:color w:val="111111"/>
@@ -5871,7 +5871,7 @@
             </w:pPr>
             <w:r>
               <w:rPr>
-                <w:rFonts w:ascii="Markazi Text" w:cs="Markazi Text" w:eastAsia="Markazi Text" w:hAnsi="Markazi Text"/>
+                <w:rFonts w:ascii="Arakom" w:cs="Arakom" w:eastAsia="Arakom" w:hAnsi="Arakom"/>
                 <w:b w:val="false"/>
                 <w:bCs w:val="false"/>
                 <w:color w:val="111111"/>
@@ -6104,7 +6104,7 @@
             </w:pPr>
             <w:r>
               <w:rPr>
-                <w:rFonts w:ascii="Markazi Text" w:cs="Markazi Text" w:eastAsia="Markazi Text" w:hAnsi="Markazi Text"/>
+                <w:rFonts w:ascii="Arakom" w:cs="Arakom" w:eastAsia="Arakom" w:hAnsi="Arakom"/>
                 <w:b w:val="false"/>
                 <w:bCs w:val="false"/>
                 <w:color w:val="111111"/>
@@ -6176,7 +6176,7 @@
             </w:pPr>
             <w:r>
               <w:rPr>
-                <w:rFonts w:ascii="Markazi Text" w:cs="Markazi Text" w:eastAsia="Markazi Text" w:hAnsi="Markazi Text"/>
+                <w:rFonts w:ascii="Arakom" w:cs="Arakom" w:eastAsia="Arakom" w:hAnsi="Arakom"/>
                 <w:b w:val="false"/>
                 <w:bCs w:val="false"/>
                 <w:color w:val="111111"/>
@@ -6248,7 +6248,7 @@
             </w:pPr>
             <w:r>
               <w:rPr>
-                <w:rFonts w:ascii="Markazi Text" w:cs="Markazi Text" w:eastAsia="Markazi Text" w:hAnsi="Markazi Text"/>
+                <w:rFonts w:ascii="Arakom" w:cs="Arakom" w:eastAsia="Arakom" w:hAnsi="Arakom"/>
                 <w:b w:val="false"/>
                 <w:bCs w:val="false"/>
                 <w:color w:val="111111"/>
@@ -6320,7 +6320,7 @@
             </w:pPr>
             <w:r>
               <w:rPr>
-                <w:rFonts w:ascii="Markazi Text" w:cs="Markazi Text" w:eastAsia="Markazi Text" w:hAnsi="Markazi Text"/>
+                <w:rFonts w:ascii="Arakom" w:cs="Arakom" w:eastAsia="Arakom" w:hAnsi="Arakom"/>
                 <w:b w:val="false"/>
                 <w:bCs w:val="false"/>
                 <w:color w:val="111111"/>
@@ -6392,7 +6392,7 @@
             </w:pPr>
             <w:r>
               <w:rPr>
-                <w:rFonts w:ascii="Markazi Text" w:cs="Markazi Text" w:eastAsia="Markazi Text" w:hAnsi="Markazi Text"/>
+                <w:rFonts w:ascii="Arakom" w:cs="Arakom" w:eastAsia="Arakom" w:hAnsi="Arakom"/>
                 <w:b w:val="false"/>
                 <w:bCs w:val="false"/>
                 <w:color w:val="111111"/>
@@ -6544,7 +6544,7 @@
             </w:pPr>
             <w:r>
               <w:rPr>
-                <w:rFonts w:ascii="Markazi Text" w:cs="Markazi Text" w:eastAsia="Markazi Text" w:hAnsi="Markazi Text"/>
+                <w:rFonts w:ascii="Arakom" w:cs="Arakom" w:eastAsia="Arakom" w:hAnsi="Arakom"/>
                 <w:b w:val="false"/>
                 <w:bCs w:val="false"/>
                 <w:color w:val="111111"/>
@@ -7148,7 +7148,7 @@
             </w:pPr>
             <w:r>
               <w:rPr>
-                <w:rFonts w:ascii="Markazi Text" w:cs="Markazi Text" w:eastAsia="Markazi Text" w:hAnsi="Markazi Text"/>
+                <w:rFonts w:ascii="Arakom" w:cs="Arakom" w:eastAsia="Arakom" w:hAnsi="Arakom"/>
                 <w:b w:val="false"/>
                 <w:bCs w:val="false"/>
                 <w:color w:val="111111"/>
@@ -7166,7 +7166,7 @@
             </w:pPr>
             <w:r>
               <w:rPr>
-                <w:rFonts w:ascii="Markazi Text" w:cs="Markazi Text" w:eastAsia="Markazi Text" w:hAnsi="Markazi Text"/>
+                <w:rFonts w:ascii="Arakom" w:cs="Arakom" w:eastAsia="Arakom" w:hAnsi="Arakom"/>
                 <w:b w:val="false"/>
                 <w:bCs w:val="false"/>
                 <w:color w:val="111111"/>
@@ -7184,7 +7184,7 @@
             </w:pPr>
             <w:r>
               <w:rPr>
-                <w:rFonts w:ascii="Markazi Text" w:cs="Markazi Text" w:eastAsia="Markazi Text" w:hAnsi="Markazi Text"/>
+                <w:rFonts w:ascii="Arakom" w:cs="Arakom" w:eastAsia="Arakom" w:hAnsi="Arakom"/>
                 <w:b w:val="false"/>
                 <w:bCs w:val="false"/>
                 <w:color w:val="111111"/>
@@ -7372,7 +7372,7 @@
             </w:pPr>
             <w:r>
               <w:rPr>
-                <w:rFonts w:ascii="Markazi Text" w:cs="Markazi Text" w:eastAsia="Markazi Text" w:hAnsi="Markazi Text"/>
+                <w:rFonts w:ascii="Arakom" w:cs="Arakom" w:eastAsia="Arakom" w:hAnsi="Arakom"/>
                 <w:b w:val="false"/>
                 <w:bCs w:val="false"/>
                 <w:color w:val="111111"/>
@@ -7390,7 +7390,7 @@
             </w:pPr>
             <w:r>
               <w:rPr>
-                <w:rFonts w:ascii="Markazi Text" w:cs="Markazi Text" w:eastAsia="Markazi Text" w:hAnsi="Markazi Text"/>
+                <w:rFonts w:ascii="Arakom" w:cs="Arakom" w:eastAsia="Arakom" w:hAnsi="Arakom"/>
                 <w:b w:val="false"/>
                 <w:bCs w:val="false"/>
                 <w:color w:val="111111"/>
@@ -7672,7 +7672,7 @@
             </w:pPr>
             <w:r>
               <w:rPr>
-                <w:rFonts w:ascii="Markazi Text" w:cs="Markazi Text" w:eastAsia="Markazi Text" w:hAnsi="Markazi Text"/>
+                <w:rFonts w:ascii="Arakom" w:cs="Arakom" w:eastAsia="Arakom" w:hAnsi="Arakom"/>
                 <w:b w:val="false"/>
                 <w:bCs w:val="false"/>
                 <w:color w:val="111111"/>
@@ -7690,7 +7690,7 @@
             </w:pPr>
             <w:r>
               <w:rPr>
-                <w:rFonts w:ascii="Markazi Text" w:cs="Markazi Text" w:eastAsia="Markazi Text" w:hAnsi="Markazi Text"/>
+                <w:rFonts w:ascii="Arakom" w:cs="Arakom" w:eastAsia="Arakom" w:hAnsi="Arakom"/>
                 <w:b w:val="false"/>
                 <w:bCs w:val="false"/>
                 <w:color w:val="111111"/>
@@ -7708,7 +7708,7 @@
             </w:pPr>
             <w:r>
               <w:rPr>
-                <w:rFonts w:ascii="Markazi Text" w:cs="Markazi Text" w:eastAsia="Markazi Text" w:hAnsi="Markazi Text"/>
+                <w:rFonts w:ascii="Arakom" w:cs="Arakom" w:eastAsia="Arakom" w:hAnsi="Arakom"/>
                 <w:b w:val="false"/>
                 <w:bCs w:val="false"/>
                 <w:color w:val="111111"/>
